--- a/LINXCO-HACKATON/plantillas/Plantilla Derecho de Petición Medicamentos Colombia.docx
+++ b/LINXCO-HACKATON/plantillas/Plantilla Derecho de Petición Medicamentos Colombia.docx
@@ -1,88 +1,655 @@
 
 <file path=word/document.xml><?xml version="1.0" encoding="utf-8"?>
-<w:document xmlns:w="http://schemas.openxmlformats.org/wordprocessingml/2006/main">
+<w:document xmlns:wpc="http://schemas.microsoft.com/office/word/2010/wordprocessingCanvas" xmlns:cx="http://schemas.microsoft.com/office/drawing/2014/chartex" xmlns:cx1="http://schemas.microsoft.com/office/drawing/2015/9/8/chartex" xmlns:cx2="http://schemas.microsoft.com/office/drawing/2015/10/21/chartex" xmlns:cx3="http://schemas.microsoft.com/office/drawing/2016/5/9/chartex" xmlns:cx4="http://schemas.microsoft.com/office/drawing/2016/5/10/chartex" xmlns:cx5="http://schemas.microsoft.com/office/drawing/2016/5/11/chartex" xmlns:cx6="http://schemas.microsoft.com/office/drawing/2016/5/12/chartex" xmlns:cx7="http://schemas.microsoft.com/office/drawing/2016/5/13/chartex" xmlns:cx8="http://schemas.microsoft.com/office/drawing/2016/5/14/chartex" xmlns:mc="http://schemas.openxmlformats.org/markup-compatibility/2006" xmlns:aink="http://schemas.microsoft.com/office/drawing/2016/ink" xmlns:am3d="http://schemas.microsoft.com/office/drawing/2017/model3d" xmlns:o="urn:schemas-microsoft-com:office:office" xmlns:r="http://schemas.openxmlformats.org/officeDocument/2006/relationships" xmlns:m="http://schemas.openxmlformats.org/officeDocument/2006/math" xmlns:v="urn:schemas-microsoft-com:vml" xmlns:wp14="http://schemas.microsoft.com/office/word/2010/wordprocessingDrawing" xmlns:wp="http://schemas.openxmlformats.org/drawingml/2006/wordprocessingDrawing" xmlns:w10="urn:schemas-microsoft-com:office:word" xmlns:w="http://schemas.openxmlformats.org/wordprocessingml/2006/main" xmlns:w14="http://schemas.microsoft.com/office/word/2010/wordml" xmlns:w15="http://schemas.microsoft.com/office/word/2012/wordml" xmlns:w16cex="http://schemas.microsoft.com/office/word/2018/wordml/cex" xmlns:w16cid="http://schemas.microsoft.com/office/word/2016/wordml/cid" xmlns:w16="http://schemas.microsoft.com/office/word/2018/wordml" xmlns:w16sdtdh="http://schemas.microsoft.com/office/word/2020/wordml/sdtdatahash" xmlns:w16se="http://schemas.microsoft.com/office/word/2015/wordml/symex" xmlns:wpg="http://schemas.microsoft.com/office/word/2010/wordprocessingGroup" xmlns:wpi="http://schemas.microsoft.com/office/word/2010/wordprocessingInk" xmlns:wne="http://schemas.microsoft.com/office/word/2006/wordml" xmlns:wps="http://schemas.microsoft.com/office/word/2010/wordprocessingShape" mc:Ignorable="w14 w15 w16se w16cid w16 w16cex w16sdtdh wp14">
   <w:body>
     <w:p>
-      <w:r>
-        <w:t xml:space="preserve">DERECHO DE PETICIÓN EN INTERÉS PARTICULAR Y PROTECCIÓN INTEGRAL A LA SALUD SEÑORES: {{NOMBRE_COMPLETO_EPS_O_IPS_ACCIONADA}} Atn: Oficina de Peticiones, Quejas, Reclamos y Solicitudes (PQRS) / Subdirección de Medicamentos y Dispensación Dirección: {{DIRECCION_FISICA_EPS_IPS}} Correo Electrónico de Notificaciones: {{CORREO_ELECTRONICO_EPS_IPS}} Ciudad: {{CIUDAD_O_MUNICIPIO_RADICACION}} E. S. D. REFERENCIA:</w:t>
-      </w:r>
-    </w:p>
-    <w:p>
-      <w:r>
-        <w:t xml:space="preserve">DERECHO DE PETICIÓN EN INTERÉS PARTICULAR (Art. 23 C.P. y Ley 1755 de 2015) - Suministro e ininterrupción de entrega de medicamentos prescritos.</w:t>
-      </w:r>
-    </w:p>
-    <w:p>
-      <w:r>
-        <w:t xml:space="preserve">PETICIONARIO(A):</w:t>
-      </w:r>
-    </w:p>
-    <w:p>
-      <w:r>
-        <w:t xml:space="preserve">{{NOMBRE_COMPLETO_PACIENTE_USUARIO}}</w:t>
-      </w:r>
-    </w:p>
-    <w:p>
-      <w:r>
-        <w:t xml:space="preserve">IDENTIFICACIÓN:</w:t>
-      </w:r>
-    </w:p>
-    <w:p>
-      <w:r>
-        <w:t xml:space="preserve">C.C. No. {{NUMERO_CEDULA}} expedida en {{LUGAR_EXPEDICION}}</w:t>
-      </w:r>
-    </w:p>
-    <w:p>
-      <w:r>
-        <w:t xml:space="preserve">AFILIACIÓN Y EPS:</w:t>
-      </w:r>
-    </w:p>
-    <w:p>
-      <w:r>
-        <w:t xml:space="preserve">Afiliado(a) en calidad de {{CALIDAD_AFILIACION_COTIZANTE_BENEFICIARIO_SUBSIDIADO}} a {{NOMBRE_EPS}}</w:t>
-      </w:r>
-    </w:p>
-    <w:p>
-      <w:r>
-        <w:t xml:space="preserve">{{NOMBRE_COMPLETO_PACIENTE_USUARIO}}, persona mayor de edad, identificado(a) con la cédula de ciudadanía No. {{NUMERO_CEDULA}}, domiciliado(a) y residente en la ciudad/municipio de {{CIUDAD_RESIDENCIA}}, actuando en nombre propio y en ejercicio del Derecho Fundamental de Petición consagrado en el Artículo 23 de la Constitución Política de Colombia, y regulado por la Ley Estatutaria 1755 de 2015, respetuosamente me dirijo a su despacho con el fin de formular la presente solicitud, con base en los siguientes:</w:t>
-      </w:r>
-    </w:p>
-    <w:p>
-      <w:r>
-        <w:t xml:space="preserve">I. HECHOS Y ANTECEDENTES 1. Se me encuentra diagnosticado(a) con la enfermedad de {{DIAGNOSTICO_MEDICO_O_ENFERMEDAD}}, motivo por el cual requiero tratamiento farmacológico continuo, oportuno y permanente. 2. Con fecha {{FECHA_FORMULA_MEDICA}}, el médico tratante adscrito a su red de servicios, el Dr.(a) {{NOMBRE_MEDICO_TRATANTE_Y_ESPECIALIDAD}}, procedió a prescribir mediante fórmula médica No. {{NUMERO_FORMULA_MEDICA}} los medicamentos: Medicamento 1: {{NOMBRE_MEDICAMENTO_1}} | Cantidad: {{CANTIDAD_PRESCRITA_1}} | Posología: {{DOSIS_FRECUENCIA_1}}. Medicamento 2: {{NOMBRE_MEDICAMENTO_2}} | Cantidad: {{CANTIDAD_PRESCRITA_2}} | Posología: {{DOSIS_FRECUENCIA_2}}. 3. El día {{FECHA_ACUDIO_FARMACIA}} me presenté al punto de dispensación {{NOMBRE_FARMACIA_O_DISPENSARIO_Y_DIRECCION}}. Sin embargo, hicieron entrega parcial o negaron la entrega aduciendo desabastecimiento o trámites administrativos. 4. En dicho establecimiento se me expidió el comprobante de pendiente No. {{NUMERO_COMPROBANTE_PENDIENTE}}. 5. A la fecha han transcurrido más de 48 horas desde la fecha límite de suministro y la EPS / IPS {{NOMBRE_EPS_O_IPS}} no ha procedido con la dispensación domiciliaria. Derecho de Petición - Suministro de Medicamentos</w:t>
-      </w:r>
-    </w:p>
-    <w:p>
-      <w:r>
-        <w:t xml:space="preserve">Página 1 de 2</w:t>
-      </w:r>
-    </w:p>
-    <w:p>
-      <w:r>
-        <w:t xml:space="preserve">II. PETICIONES 1. ENTREGA INMEDIATA Y EFECTIVA: Se disponga de manera inmediata la entrega y dispensación completa del (de los) medicamento(s) prescrito(s) en la fórmula médica No. {{NUMERO_FORMULA_MEDICA}}: {{NOMBRES_MEDICAMENTOS_PENDIENTES}}. 2. ENTREGA DOMICILIARIA (RESOLUCIÓN 1604 DE 2013): Se ordene la entrega a domicilio en mi lugar de residencia ubicado en {{DIRECCION_DOMICILIARIA_COMPLETA}} por haber vencido el término legal de 48 horas. 3. GARANTÍA DE CONTINUIDAD E INTEGRALIDAD: Se garantice la entrega continua e ininterrumpida durante el tiempo de tratamiento prescrito. 4. MEDIDAS ALTERNATIVAS EN CASO DE DESABASTECIMIENTO: Se gestione la sustitución bioequivalente o la compra extraordinaria directa en caso de desabastecimiento. III. FUNDAMENTOS Y SUSTENTO JURÍDICO Constitución Política y Ley Estatutaria 1751 de 2015: Artículos 23 C.P. y principios de Continuidad e Integralidad del Derecho Fundamental a la Salud (Arts. 6 y 8). Resolución 1604 de 2013 (Ministerio de Salud): Obligatoriedad de entregar a domicilio en un plazo máximo de 48 horas los medicamentos no entregados inicialmente. Jurisprudencia Constitucional: Sentencias T-760/08, T-121/15, T-020/17 y Auto 1282/25 (Prohibición de barreras administrativas y deber de sustitución en caso de desabastecimiento). IV. JURAMENTO Y MANIFESTACIÓN Manifiesto bajo la gravedad del juramento que la información aquí consignada es verídica y que los medicamentos fueron formulados por un profesional adscrito a la red autorizada. V. ANEXOS Y PRUEBAS 1. Copia de mi documento de identidad (Cédula de Ciudadanía). 2. Copia de la fórmula médica No. {{NUMERO_FORMULA_MEDICA}} {{FECHA_FORMULA_MEDICA}}. 3. Copia del volante de entrega pendiente No. {{NUMERO_COMPROBANTE_PENDIENTE}}. 4. {{ANEXO_DOCUMENTO_ADICIONAL_O_HISTORIA_CLINICA}}</w:t>
-      </w:r>
-    </w:p>
-    <w:p>
-      <w:r>
-        <w:t xml:space="preserve">de</w:t>
-      </w:r>
-    </w:p>
-    <w:p>
-      <w:r>
-        <w:t xml:space="preserve">fecha</w:t>
-      </w:r>
-    </w:p>
-    <w:p>
-      <w:r>
-        <w:t xml:space="preserve">VI. NOTIFICACIONES Dirección Física de Residencia: {{DIRECCION_COMPLETA_RESIDENCIA_BARRIO_CIUDAD}} Correo Electrónico Notificación: {{CORREO_ELECTRONICO_PARA_RESPUESTA}} Teléfono de Contacto / Celular: {{NUMERO_TELEFONICO_CELULAR}} Respetuosamente, ____________________________________________ {{NOMBRE_COMPLETO_PACIENTE_USUARIO}} C.C. No. {{NUMERO_CEDULA}} de {{LUGAR_EXPEDICION}} Derecho de Petición - Suministro de Medicamentos</w:t>
-      </w:r>
-    </w:p>
-    <w:p>
-      <w:r>
-        <w:t xml:space="preserve">Página 2 de 2</w:t>
-      </w:r>
-    </w:p>
-    <w:sectPr/>
+      <w:pPr>
+        <w:spacing w:before="100" w:beforeAutospacing="1" w:after="100" w:afterAutospacing="1" w:line="240" w:lineRule="auto"/>
+        <w:rPr>
+          <w:rFonts w:ascii="Arial" w:hAnsi="Arial" w:cs="Arial"/>
+          <w:b/>
+          <w:bCs/>
+          <w:sz w:val="24"/>
+          <w:szCs w:val="24"/>
+        </w:rPr>
+      </w:pPr>
+      <w:r>
+        <w:rPr>
+          <w:rFonts w:ascii="Arial" w:hAnsi="Arial" w:cs="Arial"/>
+          <w:b/>
+          <w:bCs/>
+          <w:sz w:val="24"/>
+          <w:szCs w:val="24"/>
+        </w:rPr>
+        <w:t xml:space="preserve">{MUNICIPIO}, {DEPARTAMENTO}, {FECHA}</w:t>
+      </w:r>
+    </w:p>
+    <w:p>
+      <w:pPr>
+        <w:spacing w:before="100" w:beforeAutospacing="1" w:after="100" w:afterAutospacing="1" w:line="240" w:lineRule="auto"/>
+        <w:rPr>
+          <w:rFonts w:ascii="Arial" w:hAnsi="Arial" w:cs="Arial"/>
+          <w:sz w:val="24"/>
+          <w:szCs w:val="24"/>
+        </w:rPr>
+      </w:pPr>
+      <w:r>
+        <w:rPr>
+          <w:rFonts w:ascii="Arial" w:hAnsi="Arial" w:cs="Arial"/>
+          <w:sz w:val="24"/>
+          <w:szCs w:val="24"/>
+        </w:rPr>
+        <w:t xml:space="preserve">Señores</w:t>
+      </w:r>
+    </w:p>
+    <w:p>
+      <w:pPr>
+        <w:spacing w:before="100" w:beforeAutospacing="1" w:after="100" w:afterAutospacing="1" w:line="240" w:lineRule="auto"/>
+        <w:rPr>
+          <w:rFonts w:ascii="Arial" w:hAnsi="Arial" w:cs="Arial"/>
+          <w:b/>
+          <w:bCs/>
+          <w:sz w:val="24"/>
+          <w:szCs w:val="24"/>
+        </w:rPr>
+      </w:pPr>
+      <w:r>
+        <w:rPr>
+          <w:rFonts w:ascii="Arial" w:hAnsi="Arial" w:cs="Arial"/>
+          <w:b/>
+          <w:bCs/>
+          <w:sz w:val="24"/>
+          <w:szCs w:val="24"/>
+        </w:rPr>
+        <w:t xml:space="preserve">ENTIDAD PROMOTORA DE SALUD {NOMBRE_EPS}</w:t>
+      </w:r>
+    </w:p>
+    <w:p>
+      <w:pPr>
+        <w:spacing w:before="100" w:beforeAutospacing="1" w:after="100" w:afterAutospacing="1" w:line="240" w:lineRule="auto"/>
+        <w:rPr>
+          <w:rFonts w:ascii="Arial" w:hAnsi="Arial" w:cs="Arial"/>
+          <w:sz w:val="24"/>
+          <w:szCs w:val="24"/>
+        </w:rPr>
+      </w:pPr>
+      <w:r>
+        <w:rPr>
+          <w:rFonts w:ascii="Arial" w:hAnsi="Arial" w:cs="Arial"/>
+          <w:sz w:val="24"/>
+          <w:szCs w:val="24"/>
+        </w:rPr>
+        <w:t xml:space="preserve">SUPERINTENDENCIA NACIONAL DE SALUD</w:t>
+      </w:r>
+    </w:p>
+    <w:p>
+      <w:pPr>
+        <w:spacing w:before="100" w:beforeAutospacing="1" w:after="100" w:afterAutospacing="1" w:line="240" w:lineRule="auto"/>
+        <w:rPr>
+          <w:rFonts w:ascii="Arial" w:hAnsi="Arial" w:cs="Arial"/>
+          <w:sz w:val="24"/>
+          <w:szCs w:val="24"/>
+        </w:rPr>
+      </w:pPr>
+      <w:r>
+        <w:rPr>
+          <w:rFonts w:ascii="Arial" w:hAnsi="Arial" w:cs="Arial"/>
+          <w:sz w:val="24"/>
+          <w:szCs w:val="24"/>
+        </w:rPr>
+        <w:t xml:space="preserve">{MUNICIPIO}, {DEPARTAMENTO}</w:t>
+      </w:r>
+    </w:p>
+    <w:p>
+      <w:pPr>
+        <w:spacing w:before="100" w:beforeAutospacing="1" w:after="100" w:afterAutospacing="1" w:line="240" w:lineRule="auto"/>
+        <w:rPr>
+          <w:rFonts w:ascii="Arial" w:hAnsi="Arial" w:cs="Arial"/>
+          <w:b/>
+          <w:bCs/>
+          <w:sz w:val="24"/>
+          <w:szCs w:val="24"/>
+        </w:rPr>
+      </w:pPr>
+      <w:r>
+        <w:rPr>
+          <w:rFonts w:ascii="Arial" w:hAnsi="Arial" w:cs="Arial"/>
+          <w:b/>
+          <w:bCs/>
+          <w:sz w:val="24"/>
+          <w:szCs w:val="24"/>
+        </w:rPr>
+        <w:t xml:space="preserve">ASUNTO: DERECHO DE PETICIÓN PARA EL SUMINISTRO INMEDIATO Y ENTREGA EFECTIVA DE MEDICAMENTOS PRESCRITOS.</w:t>
+      </w:r>
+    </w:p>
+    <w:p>
+      <w:pPr>
+        <w:spacing w:before="100" w:beforeAutospacing="1" w:after="100" w:afterAutospacing="1" w:line="240" w:lineRule="auto"/>
+        <w:rPr>
+          <w:rFonts w:ascii="Arial" w:hAnsi="Arial" w:cs="Arial"/>
+          <w:b/>
+          <w:bCs/>
+          <w:sz w:val="24"/>
+          <w:szCs w:val="24"/>
+        </w:rPr>
+      </w:pPr>
+      <w:r>
+        <w:rPr>
+          <w:rFonts w:ascii="Arial" w:hAnsi="Arial" w:cs="Arial"/>
+          <w:b/>
+          <w:bCs/>
+          <w:sz w:val="24"/>
+          <w:szCs w:val="24"/>
+        </w:rPr>
+        <w:t xml:space="preserve">PETICIONARIO(A): {NOMBRE_COMPLETO_PACIENTE_USUARIO}</w:t>
+      </w:r>
+    </w:p>
+    <w:p>
+      <w:pPr>
+        <w:spacing w:before="100" w:beforeAutospacing="1" w:after="100" w:afterAutospacing="1" w:line="240" w:lineRule="auto"/>
+        <w:rPr>
+          <w:rFonts w:ascii="Arial" w:hAnsi="Arial" w:cs="Arial"/>
+          <w:b/>
+          <w:bCs/>
+          <w:sz w:val="24"/>
+          <w:szCs w:val="24"/>
+        </w:rPr>
+      </w:pPr>
+      <w:r>
+        <w:rPr>
+          <w:rFonts w:ascii="Arial" w:hAnsi="Arial" w:cs="Arial"/>
+          <w:b/>
+          <w:bCs/>
+          <w:sz w:val="24"/>
+          <w:szCs w:val="24"/>
+        </w:rPr>
+        <w:t xml:space="preserve">CÉDULA: {NUMERO_CEDULA} DE {LUGAR_EXPEDICION}</w:t>
+      </w:r>
+    </w:p>
+    <w:p>
+      <w:pPr>
+        <w:spacing w:before="100" w:beforeAutospacing="1" w:after="100" w:afterAutospacing="1" w:line="240" w:lineRule="auto"/>
+        <w:rPr>
+          <w:rFonts w:ascii="Arial" w:hAnsi="Arial" w:cs="Arial"/>
+          <w:sz w:val="24"/>
+          <w:szCs w:val="24"/>
+        </w:rPr>
+      </w:pPr>
+      <w:r>
+        <w:rPr>
+          <w:rFonts w:ascii="Arial" w:hAnsi="Arial" w:cs="Arial"/>
+          <w:sz w:val="24"/>
+          <w:szCs w:val="24"/>
+        </w:rPr>
+        <w:t xml:space="preserve">Yo, {NOMBRE_COMPLETO_PACIENTE_USUARIO}, identificado(a) con cédula No. {NUMERO_CEDULA}, en ejercicio del artículo 23 de la C.P. y Ley 1755 de 2015, formulo respetuosa solicitud con base en los siguientes:</w:t>
+      </w:r>
+    </w:p>
+    <w:p>
+      <w:pPr>
+        <w:spacing w:before="180" w:beforeAutospacing="1" w:after="100" w:afterAutospacing="1" w:line="240" w:lineRule="auto"/>
+        <w:rPr>
+          <w:rFonts w:ascii="Arial" w:hAnsi="Arial" w:cs="Arial"/>
+          <w:b/>
+          <w:bCs/>
+          <w:sz w:val="24"/>
+          <w:szCs w:val="24"/>
+        </w:rPr>
+      </w:pPr>
+      <w:r>
+        <w:rPr>
+          <w:rFonts w:ascii="Arial" w:hAnsi="Arial" w:cs="Arial"/>
+          <w:b/>
+          <w:bCs/>
+          <w:sz w:val="24"/>
+          <w:szCs w:val="24"/>
+        </w:rPr>
+        <w:t xml:space="preserve">HECHOS</w:t>
+      </w:r>
+    </w:p>
+    <w:p>
+      <w:pPr>
+        <w:spacing w:before="100" w:beforeAutospacing="1" w:after="100" w:afterAutospacing="1" w:line="240" w:lineRule="auto"/>
+        <w:rPr>
+          <w:rFonts w:ascii="Arial" w:hAnsi="Arial" w:cs="Arial"/>
+          <w:sz w:val="24"/>
+          <w:szCs w:val="24"/>
+        </w:rPr>
+      </w:pPr>
+      <w:r>
+        <w:rPr>
+          <w:rFonts w:ascii="Arial" w:hAnsi="Arial" w:cs="Arial"/>
+          <w:b/>
+          <w:bCs/>
+          <w:sz w:val="24"/>
+          <w:szCs w:val="24"/>
+        </w:rPr>
+        <w:t xml:space="preserve">PRIMERO. </w:t>
+      </w:r>
+      <w:r>
+        <w:rPr>
+          <w:rFonts w:ascii="Arial" w:hAnsi="Arial" w:cs="Arial"/>
+          <w:sz w:val="24"/>
+          <w:szCs w:val="24"/>
+        </w:rPr>
+        <w:t xml:space="preserve">Me encuentro afiliado(a) ante la EPS {NOMBRE_EPS} y diagnosticado(a) con {DIAGNOSTICO_MEDICO}.</w:t>
+      </w:r>
+    </w:p>
+    <w:p>
+      <w:pPr>
+        <w:spacing w:before="100" w:beforeAutospacing="1" w:after="100" w:afterAutospacing="1" w:line="240" w:lineRule="auto"/>
+        <w:rPr>
+          <w:rFonts w:ascii="Arial" w:hAnsi="Arial" w:cs="Arial"/>
+          <w:sz w:val="24"/>
+          <w:szCs w:val="24"/>
+        </w:rPr>
+      </w:pPr>
+      <w:r>
+        <w:rPr>
+          <w:rFonts w:ascii="Arial" w:hAnsi="Arial" w:cs="Arial"/>
+          <w:b/>
+          <w:bCs/>
+          <w:sz w:val="24"/>
+          <w:szCs w:val="24"/>
+        </w:rPr>
+        <w:t xml:space="preserve">SEGUNDO. </w:t>
+      </w:r>
+      <w:r>
+        <w:rPr>
+          <w:rFonts w:ascii="Arial" w:hAnsi="Arial" w:cs="Arial"/>
+          <w:sz w:val="24"/>
+          <w:szCs w:val="24"/>
+        </w:rPr>
+        <w:t xml:space="preserve">Mi médico tratante adscrito prescribió la fórmula médica de {NOMBRE_MEDICAMENTO}, con posología {DOSIS_FRECUENCIA}.</w:t>
+      </w:r>
+    </w:p>
+    <w:p>
+      <w:pPr>
+        <w:spacing w:before="100" w:beforeAutospacing="1" w:after="100" w:afterAutospacing="1" w:line="240" w:lineRule="auto"/>
+        <w:rPr>
+          <w:rFonts w:ascii="Arial" w:hAnsi="Arial" w:cs="Arial"/>
+          <w:sz w:val="24"/>
+          <w:szCs w:val="24"/>
+        </w:rPr>
+      </w:pPr>
+      <w:r>
+        <w:rPr>
+          <w:rFonts w:ascii="Arial" w:hAnsi="Arial" w:cs="Arial"/>
+          <w:b/>
+          <w:bCs/>
+          <w:sz w:val="24"/>
+          <w:szCs w:val="24"/>
+        </w:rPr>
+        <w:t xml:space="preserve">TERCERO. </w:t>
+      </w:r>
+      <w:r>
+        <w:rPr>
+          <w:rFonts w:ascii="Arial" w:hAnsi="Arial" w:cs="Arial"/>
+          <w:sz w:val="24"/>
+          <w:szCs w:val="24"/>
+        </w:rPr>
+        <w:t xml:space="preserve">Al acercarme al punto de entrega, el dispensario informó no contar con existencias del medicamento, emitiendo volante de pendiente.</w:t>
+      </w:r>
+    </w:p>
+    <w:p>
+      <w:pPr>
+        <w:spacing w:before="100" w:beforeAutospacing="1" w:after="100" w:afterAutospacing="1" w:line="240" w:lineRule="auto"/>
+        <w:rPr>
+          <w:rFonts w:ascii="Arial" w:hAnsi="Arial" w:cs="Arial"/>
+          <w:sz w:val="24"/>
+          <w:szCs w:val="24"/>
+        </w:rPr>
+      </w:pPr>
+      <w:r>
+        <w:rPr>
+          <w:rFonts w:ascii="Arial" w:hAnsi="Arial" w:cs="Arial"/>
+          <w:b/>
+          <w:bCs/>
+          <w:sz w:val="24"/>
+          <w:szCs w:val="24"/>
+        </w:rPr>
+        <w:t xml:space="preserve">CUARTO. </w:t>
+      </w:r>
+      <w:r>
+        <w:rPr>
+          <w:rFonts w:ascii="Arial" w:hAnsi="Arial" w:cs="Arial"/>
+          <w:sz w:val="24"/>
+          <w:szCs w:val="24"/>
+        </w:rPr>
+        <w:t xml:space="preserve">Habiendo transcurrido ampliamente el término perentorio de 48 horas fijado en la Resolución 1604 de 2013, la EPS no ha hecho entrega en mi domicilio.</w:t>
+      </w:r>
+    </w:p>
+    <w:p>
+      <w:pPr>
+        <w:spacing w:before="180" w:beforeAutospacing="1" w:after="100" w:afterAutospacing="1" w:line="240" w:lineRule="auto"/>
+        <w:rPr>
+          <w:rFonts w:ascii="Arial" w:hAnsi="Arial" w:cs="Arial"/>
+          <w:b/>
+          <w:bCs/>
+          <w:sz w:val="24"/>
+          <w:szCs w:val="24"/>
+        </w:rPr>
+      </w:pPr>
+      <w:r>
+        <w:rPr>
+          <w:rFonts w:ascii="Arial" w:hAnsi="Arial" w:cs="Arial"/>
+          <w:b/>
+          <w:bCs/>
+          <w:sz w:val="24"/>
+          <w:szCs w:val="24"/>
+        </w:rPr>
+        <w:t xml:space="preserve">PETICIONES</w:t>
+      </w:r>
+    </w:p>
+    <w:p>
+      <w:pPr>
+        <w:spacing w:before="100" w:beforeAutospacing="1" w:after="100" w:afterAutospacing="1" w:line="240" w:lineRule="auto"/>
+        <w:rPr>
+          <w:rFonts w:ascii="Arial" w:hAnsi="Arial" w:cs="Arial"/>
+          <w:sz w:val="24"/>
+          <w:szCs w:val="24"/>
+        </w:rPr>
+      </w:pPr>
+      <w:r>
+        <w:rPr>
+          <w:rFonts w:ascii="Arial" w:hAnsi="Arial" w:cs="Arial"/>
+          <w:sz w:val="24"/>
+          <w:szCs w:val="24"/>
+        </w:rPr>
+        <w:t xml:space="preserve">Solicito a la EPS {NOMBRE_EPS}:</w:t>
+      </w:r>
+    </w:p>
+    <w:p>
+      <w:pPr>
+        <w:spacing w:before="100" w:beforeAutospacing="1" w:after="100" w:afterAutospacing="1" w:line="240" w:lineRule="auto"/>
+        <w:rPr>
+          <w:rFonts w:ascii="Arial" w:hAnsi="Arial" w:cs="Arial"/>
+          <w:sz w:val="24"/>
+          <w:szCs w:val="24"/>
+        </w:rPr>
+      </w:pPr>
+      <w:r>
+        <w:rPr>
+          <w:rFonts w:ascii="Arial" w:hAnsi="Arial" w:cs="Arial"/>
+          <w:b/>
+          <w:bCs/>
+          <w:sz w:val="24"/>
+          <w:szCs w:val="24"/>
+        </w:rPr>
+        <w:t xml:space="preserve">PRIMERO. </w:t>
+      </w:r>
+      <w:r>
+        <w:rPr>
+          <w:rFonts w:ascii="Arial" w:hAnsi="Arial" w:cs="Arial"/>
+          <w:sz w:val="24"/>
+          <w:szCs w:val="24"/>
+        </w:rPr>
+        <w:t xml:space="preserve">Efectuar de manera inmediata la entrega física y completa de los medicamentos prescritos en mi lugar de residencia.</w:t>
+      </w:r>
+    </w:p>
+    <w:p>
+      <w:pPr>
+        <w:spacing w:before="100" w:beforeAutospacing="1" w:after="100" w:afterAutospacing="1" w:line="240" w:lineRule="auto"/>
+        <w:rPr>
+          <w:rFonts w:ascii="Arial" w:hAnsi="Arial" w:cs="Arial"/>
+          <w:sz w:val="24"/>
+          <w:szCs w:val="24"/>
+        </w:rPr>
+      </w:pPr>
+      <w:r>
+        <w:rPr>
+          <w:rFonts w:ascii="Arial" w:hAnsi="Arial" w:cs="Arial"/>
+          <w:b/>
+          <w:bCs/>
+          <w:sz w:val="24"/>
+          <w:szCs w:val="24"/>
+        </w:rPr>
+        <w:t xml:space="preserve">SEGUNDO. </w:t>
+      </w:r>
+      <w:r>
+        <w:rPr>
+          <w:rFonts w:ascii="Arial" w:hAnsi="Arial" w:cs="Arial"/>
+          <w:sz w:val="24"/>
+          <w:szCs w:val="24"/>
+        </w:rPr>
+        <w:t xml:space="preserve">Garantizar la entrega mensual, puntual y continua en los periodos sucesivos para evitar nuevas interrupciones de mi tratamiento.</w:t>
+      </w:r>
+    </w:p>
+    <w:p>
+      <w:pPr>
+        <w:spacing w:before="180" w:beforeAutospacing="1" w:after="100" w:afterAutospacing="1" w:line="240" w:lineRule="auto"/>
+        <w:rPr>
+          <w:rFonts w:ascii="Arial" w:hAnsi="Arial" w:cs="Arial"/>
+          <w:b/>
+          <w:bCs/>
+          <w:sz w:val="24"/>
+          <w:szCs w:val="24"/>
+        </w:rPr>
+      </w:pPr>
+      <w:r>
+        <w:rPr>
+          <w:rFonts w:ascii="Arial" w:hAnsi="Arial" w:cs="Arial"/>
+          <w:b/>
+          <w:bCs/>
+          <w:sz w:val="24"/>
+          <w:szCs w:val="24"/>
+        </w:rPr>
+        <w:t xml:space="preserve">FUNDAMENTOS DE DERECHO</w:t>
+      </w:r>
+    </w:p>
+    <w:p>
+      <w:pPr>
+        <w:spacing w:before="100" w:beforeAutospacing="1" w:after="100" w:afterAutospacing="1" w:line="240" w:lineRule="auto"/>
+        <w:rPr>
+          <w:rFonts w:ascii="Arial" w:hAnsi="Arial" w:cs="Arial"/>
+          <w:sz w:val="24"/>
+          <w:szCs w:val="24"/>
+        </w:rPr>
+      </w:pPr>
+      <w:r>
+        <w:rPr>
+          <w:rFonts w:ascii="Arial" w:hAnsi="Arial" w:cs="Arial"/>
+          <w:b/>
+          <w:bCs/>
+          <w:sz w:val="24"/>
+          <w:szCs w:val="24"/>
+        </w:rPr>
+        <w:t xml:space="preserve">PRIMERO. </w:t>
+      </w:r>
+      <w:r>
+        <w:rPr>
+          <w:rFonts w:ascii="Arial" w:hAnsi="Arial" w:cs="Arial"/>
+          <w:sz w:val="24"/>
+          <w:szCs w:val="24"/>
+        </w:rPr>
+        <w:t xml:space="preserve">Ley Estatutaria 1751 de 2015, artículos 6 y 8 (Principios de Continuidad e Integralidad en Salud).</w:t>
+      </w:r>
+    </w:p>
+    <w:p>
+      <w:pPr>
+        <w:spacing w:before="100" w:beforeAutospacing="1" w:after="100" w:afterAutospacing="1" w:line="240" w:lineRule="auto"/>
+        <w:rPr>
+          <w:rFonts w:ascii="Arial" w:hAnsi="Arial" w:cs="Arial"/>
+          <w:sz w:val="24"/>
+          <w:szCs w:val="24"/>
+        </w:rPr>
+      </w:pPr>
+      <w:r>
+        <w:rPr>
+          <w:rFonts w:ascii="Arial" w:hAnsi="Arial" w:cs="Arial"/>
+          <w:b/>
+          <w:bCs/>
+          <w:sz w:val="24"/>
+          <w:szCs w:val="24"/>
+        </w:rPr>
+        <w:t xml:space="preserve">SEGUNDO. </w:t>
+      </w:r>
+      <w:r>
+        <w:rPr>
+          <w:rFonts w:ascii="Arial" w:hAnsi="Arial" w:cs="Arial"/>
+          <w:sz w:val="24"/>
+          <w:szCs w:val="24"/>
+        </w:rPr>
+        <w:t xml:space="preserve">Resolución 1604 de 2013 del Ministerio de Salud (plazo máximo e improrrogable de 48 horas para entrega de medicamentos pendientes).</w:t>
+      </w:r>
+    </w:p>
+    <w:p>
+      <w:pPr>
+        <w:spacing w:before="180" w:beforeAutospacing="1" w:after="100" w:afterAutospacing="1" w:line="240" w:lineRule="auto"/>
+        <w:rPr>
+          <w:rFonts w:ascii="Arial" w:hAnsi="Arial" w:cs="Arial"/>
+          <w:b/>
+          <w:bCs/>
+          <w:sz w:val="24"/>
+          <w:szCs w:val="24"/>
+        </w:rPr>
+      </w:pPr>
+      <w:r>
+        <w:rPr>
+          <w:rFonts w:ascii="Arial" w:hAnsi="Arial" w:cs="Arial"/>
+          <w:b/>
+          <w:bCs/>
+          <w:sz w:val="24"/>
+          <w:szCs w:val="24"/>
+        </w:rPr>
+        <w:t xml:space="preserve">NOTIFICACIONES</w:t>
+      </w:r>
+    </w:p>
+    <w:p>
+      <w:pPr>
+        <w:spacing w:before="100" w:beforeAutospacing="1" w:after="100" w:afterAutospacing="1" w:line="240" w:lineRule="auto"/>
+        <w:rPr>
+          <w:rFonts w:ascii="Arial" w:hAnsi="Arial" w:cs="Arial"/>
+          <w:sz w:val="24"/>
+          <w:szCs w:val="24"/>
+        </w:rPr>
+      </w:pPr>
+      <w:r>
+        <w:rPr>
+          <w:rFonts w:ascii="Arial" w:hAnsi="Arial" w:cs="Arial"/>
+          <w:sz w:val="24"/>
+          <w:szCs w:val="24"/>
+        </w:rPr>
+        <w:t xml:space="preserve">Recibiré notificaciones en la dirección: {DIRECCION_NOTIFICACION}.</w:t>
+      </w:r>
+    </w:p>
+    <w:p>
+      <w:pPr>
+        <w:spacing w:before="100" w:beforeAutospacing="1" w:after="100" w:afterAutospacing="1" w:line="240" w:lineRule="auto"/>
+        <w:rPr>
+          <w:rFonts w:ascii="Arial" w:hAnsi="Arial" w:cs="Arial"/>
+          <w:sz w:val="24"/>
+          <w:szCs w:val="24"/>
+        </w:rPr>
+      </w:pPr>
+      <w:r>
+        <w:rPr>
+          <w:rFonts w:ascii="Arial" w:hAnsi="Arial" w:cs="Arial"/>
+          <w:sz w:val="24"/>
+          <w:szCs w:val="24"/>
+        </w:rPr>
+        <w:t xml:space="preserve">Correo electrónico: {CORREO_ELECTRONICO}.</w:t>
+      </w:r>
+    </w:p>
+    <w:p>
+      <w:pPr>
+        <w:spacing w:before="100" w:beforeAutospacing="1" w:after="100" w:afterAutospacing="1" w:line="240" w:lineRule="auto"/>
+        <w:rPr>
+          <w:rFonts w:ascii="Arial" w:hAnsi="Arial" w:cs="Arial"/>
+          <w:sz w:val="24"/>
+          <w:szCs w:val="24"/>
+        </w:rPr>
+      </w:pPr>
+      <w:r>
+        <w:rPr>
+          <w:rFonts w:ascii="Arial" w:hAnsi="Arial" w:cs="Arial"/>
+          <w:sz w:val="24"/>
+          <w:szCs w:val="24"/>
+        </w:rPr>
+        <w:t xml:space="preserve">Teléfono celular: {NUMERO_TELEFONO}.</w:t>
+      </w:r>
+    </w:p>
+    <w:p>
+      <w:pPr>
+        <w:spacing w:before="140" w:beforeAutospacing="1" w:after="100" w:afterAutospacing="1" w:line="240" w:lineRule="auto"/>
+        <w:rPr>
+          <w:rFonts w:ascii="Arial" w:hAnsi="Arial" w:cs="Arial"/>
+          <w:sz w:val="24"/>
+          <w:szCs w:val="24"/>
+        </w:rPr>
+      </w:pPr>
+      <w:r>
+        <w:rPr>
+          <w:rFonts w:ascii="Arial" w:hAnsi="Arial" w:cs="Arial"/>
+          <w:sz w:val="24"/>
+          <w:szCs w:val="24"/>
+        </w:rPr>
+        <w:t xml:space="preserve">Cordialmente,</w:t>
+      </w:r>
+    </w:p>
+    <w:p>
+      <w:pPr>
+        <w:spacing w:before="100" w:beforeAutospacing="1" w:after="100" w:afterAutospacing="1" w:line="240" w:lineRule="auto"/>
+        <w:rPr>
+          <w:rFonts w:ascii="Arial" w:hAnsi="Arial" w:cs="Arial"/>
+          <w:sz w:val="24"/>
+          <w:szCs w:val="24"/>
+        </w:rPr>
+      </w:pPr>
+      <w:r>
+        <w:rPr>
+          <w:rFonts w:ascii="Arial" w:hAnsi="Arial" w:cs="Arial"/>
+          <w:sz w:val="24"/>
+          <w:szCs w:val="24"/>
+        </w:rPr>
+        <w:t xml:space="preserve"/>
+      </w:r>
+    </w:p>
+    <w:p>
+      <w:pPr>
+        <w:spacing w:before="100" w:beforeAutospacing="1" w:after="100" w:afterAutospacing="1" w:line="240" w:lineRule="auto"/>
+        <w:rPr>
+          <w:rFonts w:ascii="Arial" w:hAnsi="Arial" w:cs="Arial"/>
+          <w:b/>
+          <w:bCs/>
+          <w:sz w:val="24"/>
+          <w:szCs w:val="24"/>
+        </w:rPr>
+      </w:pPr>
+      <w:r>
+        <w:rPr>
+          <w:rFonts w:ascii="Arial" w:hAnsi="Arial" w:cs="Arial"/>
+          <w:b/>
+          <w:bCs/>
+          <w:sz w:val="24"/>
+          <w:szCs w:val="24"/>
+        </w:rPr>
+        <w:t xml:space="preserve">{NOMBRE_COMPLETO_PACIENTE_USUARIO}</w:t>
+      </w:r>
+    </w:p>
+    <w:p>
+      <w:pPr>
+        <w:spacing w:before="100" w:beforeAutospacing="1" w:after="100" w:afterAutospacing="1" w:line="240" w:lineRule="auto"/>
+        <w:rPr>
+          <w:rFonts w:ascii="Arial" w:hAnsi="Arial" w:cs="Arial"/>
+          <w:sz w:val="24"/>
+          <w:szCs w:val="24"/>
+        </w:rPr>
+      </w:pPr>
+      <w:r>
+        <w:rPr>
+          <w:rFonts w:ascii="Arial" w:hAnsi="Arial" w:cs="Arial"/>
+          <w:sz w:val="24"/>
+          <w:szCs w:val="24"/>
+        </w:rPr>
+        <w:t xml:space="preserve">C.C. No. {NUMERO_CEDULA}</w:t>
+      </w:r>
+    </w:p>
+    <w:sectPr>
+      <w:pgSz w:w="12240" w:h="15840" w:orient="portrait"/>
+      <w:pgMar w:top="1417" w:right="1701" w:bottom="1417" w:left="1701" w:header="708" w:footer="708" w:gutter="0"/>
+      <w:cols w:space="708"/>
+      <w:docGrid w:linePitch="360"/>
+    </w:sectPr>
   </w:body>
 </w:document>
 </file>
@@ -90,13 +657,13 @@
 <file path=word/numbering.xml><?xml version="1.0" encoding="utf-8"?>
 <w:numbering xmlns:wpc="http://schemas.microsoft.com/office/word/2010/wordprocessingCanvas" xmlns:cx="http://schemas.microsoft.com/office/drawing/2014/chartex" xmlns:cx1="http://schemas.microsoft.com/office/drawing/2015/9/8/chartex" xmlns:cx2="http://schemas.microsoft.com/office/drawing/2015/10/21/chartex" xmlns:cx3="http://schemas.microsoft.com/office/drawing/2016/5/9/chartex" xmlns:cx4="http://schemas.microsoft.com/office/drawing/2016/5/10/chartex" xmlns:cx5="http://schemas.microsoft.com/office/drawing/2016/5/11/chartex" xmlns:cx6="http://schemas.microsoft.com/office/drawing/2016/5/12/chartex" xmlns:cx7="http://schemas.microsoft.com/office/drawing/2016/5/13/chartex" xmlns:cx8="http://schemas.microsoft.com/office/drawing/2016/5/14/chartex" xmlns:mc="http://schemas.openxmlformats.org/markup-compatibility/2006" xmlns:aink="http://schemas.microsoft.com/office/drawing/2016/ink" xmlns:am3d="http://schemas.microsoft.com/office/drawing/2017/model3d" xmlns:o="urn:schemas-microsoft-com:office:office" xmlns:r="http://schemas.openxmlformats.org/officeDocument/2006/relationships" xmlns:m="http://schemas.openxmlformats.org/officeDocument/2006/math" xmlns:v="urn:schemas-microsoft-com:vml" xmlns:wp14="http://schemas.microsoft.com/office/word/2010/wordprocessingDrawing" xmlns:wp="http://schemas.openxmlformats.org/drawingml/2006/wordprocessingDrawing" xmlns:w10="urn:schemas-microsoft-com:office:word" xmlns:w="http://schemas.openxmlformats.org/wordprocessingml/2006/main" xmlns:w14="http://schemas.microsoft.com/office/word/2010/wordml" xmlns:w15="http://schemas.microsoft.com/office/word/2012/wordml" xmlns:w16cex="http://schemas.microsoft.com/office/word/2018/wordml/cex" xmlns:w16cid="http://schemas.microsoft.com/office/word/2016/wordml/cid" xmlns:w16="http://schemas.microsoft.com/office/word/2018/wordml" xmlns:w16sdtdh="http://schemas.microsoft.com/office/word/2020/wordml/sdtdatahash" xmlns:w16se="http://schemas.microsoft.com/office/word/2015/wordml/symex" xmlns:wpg="http://schemas.microsoft.com/office/word/2010/wordprocessingGroup" xmlns:wpi="http://schemas.microsoft.com/office/word/2010/wordprocessingInk" xmlns:wne="http://schemas.microsoft.com/office/word/2006/wordml" xmlns:wps="http://schemas.microsoft.com/office/word/2010/wordprocessingShape" mc:Ignorable="w14 w15 w16se w16cid w16 w16cex w16sdtdh wp14">
   <w:abstractNum w:abstractNumId="0" w15:restartNumberingAfterBreak="0">
-    <w:nsid w:val="018F06A7"/>
+    <w:nsid w:val="1F401510"/>
     <w:multiLevelType w:val="multilevel"/>
-    <w:tmpl w:val="C108E6D6"/>
+    <w:tmpl w:val="65F872FA"/>
     <w:lvl w:ilvl="0">
       <w:start w:val="1"/>
-      <w:numFmt w:val="bullet"/>
-      <w:lvlText w:val=""/>
+      <w:numFmt w:val="decimal"/>
+      <w:lvlText w:val="%1."/>
       <w:lvlJc w:val="left"/>
       <w:pPr>
         <w:tabs>
@@ -104,15 +671,11 @@
         </w:tabs>
         <w:ind w:left="720" w:hanging="360"/>
       </w:pPr>
-      <w:rPr>
-        <w:rFonts w:ascii="Symbol" w:hAnsi="Symbol" w:hint="default"/>
-        <w:sz w:val="20"/>
-      </w:rPr>
     </w:lvl>
     <w:lvl w:ilvl="1" w:tentative="1">
       <w:start w:val="1"/>
-      <w:numFmt w:val="bullet"/>
-      <w:lvlText w:val="o"/>
+      <w:numFmt w:val="decimal"/>
+      <w:lvlText w:val="%2."/>
       <w:lvlJc w:val="left"/>
       <w:pPr>
         <w:tabs>
@@ -120,15 +683,11 @@
         </w:tabs>
         <w:ind w:left="1440" w:hanging="360"/>
       </w:pPr>
-      <w:rPr>
-        <w:rFonts w:ascii="Courier New" w:hAnsi="Courier New" w:hint="default"/>
-        <w:sz w:val="20"/>
-      </w:rPr>
     </w:lvl>
     <w:lvl w:ilvl="2" w:tentative="1">
       <w:start w:val="1"/>
-      <w:numFmt w:val="bullet"/>
-      <w:lvlText w:val=""/>
+      <w:numFmt w:val="decimal"/>
+      <w:lvlText w:val="%3."/>
       <w:lvlJc w:val="left"/>
       <w:pPr>
         <w:tabs>
@@ -136,15 +695,11 @@
         </w:tabs>
         <w:ind w:left="2160" w:hanging="360"/>
       </w:pPr>
-      <w:rPr>
-        <w:rFonts w:ascii="Wingdings" w:hAnsi="Wingdings" w:hint="default"/>
-        <w:sz w:val="20"/>
-      </w:rPr>
     </w:lvl>
     <w:lvl w:ilvl="3" w:tentative="1">
       <w:start w:val="1"/>
-      <w:numFmt w:val="bullet"/>
-      <w:lvlText w:val=""/>
+      <w:numFmt w:val="decimal"/>
+      <w:lvlText w:val="%4."/>
       <w:lvlJc w:val="left"/>
       <w:pPr>
         <w:tabs>
@@ -152,15 +707,11 @@
         </w:tabs>
         <w:ind w:left="2880" w:hanging="360"/>
       </w:pPr>
-      <w:rPr>
-        <w:rFonts w:ascii="Wingdings" w:hAnsi="Wingdings" w:hint="default"/>
-        <w:sz w:val="20"/>
-      </w:rPr>
     </w:lvl>
     <w:lvl w:ilvl="4" w:tentative="1">
       <w:start w:val="1"/>
-      <w:numFmt w:val="bullet"/>
-      <w:lvlText w:val=""/>
+      <w:numFmt w:val="decimal"/>
+      <w:lvlText w:val="%5."/>
       <w:lvlJc w:val="left"/>
       <w:pPr>
         <w:tabs>
@@ -168,15 +719,11 @@
         </w:tabs>
         <w:ind w:left="3600" w:hanging="360"/>
       </w:pPr>
-      <w:rPr>
-        <w:rFonts w:ascii="Wingdings" w:hAnsi="Wingdings" w:hint="default"/>
-        <w:sz w:val="20"/>
-      </w:rPr>
     </w:lvl>
     <w:lvl w:ilvl="5" w:tentative="1">
       <w:start w:val="1"/>
-      <w:numFmt w:val="bullet"/>
-      <w:lvlText w:val=""/>
+      <w:numFmt w:val="decimal"/>
+      <w:lvlText w:val="%6."/>
       <w:lvlJc w:val="left"/>
       <w:pPr>
         <w:tabs>
@@ -184,15 +731,11 @@
         </w:tabs>
         <w:ind w:left="4320" w:hanging="360"/>
       </w:pPr>
-      <w:rPr>
-        <w:rFonts w:ascii="Wingdings" w:hAnsi="Wingdings" w:hint="default"/>
-        <w:sz w:val="20"/>
-      </w:rPr>
     </w:lvl>
     <w:lvl w:ilvl="6" w:tentative="1">
       <w:start w:val="1"/>
-      <w:numFmt w:val="bullet"/>
-      <w:lvlText w:val=""/>
+      <w:numFmt w:val="decimal"/>
+      <w:lvlText w:val="%7."/>
       <w:lvlJc w:val="left"/>
       <w:pPr>
         <w:tabs>
@@ -200,15 +743,11 @@
         </w:tabs>
         <w:ind w:left="5040" w:hanging="360"/>
       </w:pPr>
-      <w:rPr>
-        <w:rFonts w:ascii="Wingdings" w:hAnsi="Wingdings" w:hint="default"/>
-        <w:sz w:val="20"/>
-      </w:rPr>
     </w:lvl>
     <w:lvl w:ilvl="7" w:tentative="1">
       <w:start w:val="1"/>
-      <w:numFmt w:val="bullet"/>
-      <w:lvlText w:val=""/>
+      <w:numFmt w:val="decimal"/>
+      <w:lvlText w:val="%8."/>
       <w:lvlJc w:val="left"/>
       <w:pPr>
         <w:tabs>
@@ -216,15 +755,11 @@
         </w:tabs>
         <w:ind w:left="5760" w:hanging="360"/>
       </w:pPr>
-      <w:rPr>
-        <w:rFonts w:ascii="Wingdings" w:hAnsi="Wingdings" w:hint="default"/>
-        <w:sz w:val="20"/>
-      </w:rPr>
     </w:lvl>
     <w:lvl w:ilvl="8" w:tentative="1">
       <w:start w:val="1"/>
-      <w:numFmt w:val="bullet"/>
-      <w:lvlText w:val=""/>
+      <w:numFmt w:val="decimal"/>
+      <w:lvlText w:val="%9."/>
       <w:lvlJc w:val="left"/>
       <w:pPr>
         <w:tabs>
@@ -232,10 +767,6 @@
         </w:tabs>
         <w:ind w:left="6480" w:hanging="360"/>
       </w:pPr>
-      <w:rPr>
-        <w:rFonts w:ascii="Wingdings" w:hAnsi="Wingdings" w:hint="default"/>
-        <w:sz w:val="20"/>
-      </w:rPr>
     </w:lvl>
   </w:abstractNum>
   <w:num w:numId="1">
@@ -249,7 +780,7 @@
   <w:docDefaults>
     <w:rPrDefault>
       <w:rPr>
-        <w:rFonts w:asciiTheme="minorHAnsi" w:eastAsiaTheme="minorHAnsi" w:hAnsiTheme="minorHAnsi" w:cstheme="minorBidi"/>
+        <w:rFonts w:asciiTheme="minorHAnsi" w:hAnsiTheme="minorHAnsi" w:eastAsiaTheme="minorHAnsi" w:cstheme="minorBidi"/>
         <w:sz w:val="22"/>
         <w:szCs w:val="22"/>
         <w:lang w:val="es-CO" w:eastAsia="en-US" w:bidi="ar-SA"/>
@@ -264,14 +795,14 @@
   <w:latentStyles w:defLockedState="0" w:defUIPriority="99" w:defSemiHidden="0" w:defUnhideWhenUsed="0" w:defQFormat="0" w:count="376">
     <w:lsdException w:name="Normal" w:uiPriority="0" w:qFormat="1"/>
     <w:lsdException w:name="heading 1" w:uiPriority="9" w:qFormat="1"/>
-    <w:lsdException w:name="heading 2" w:semiHidden="1" w:uiPriority="9" w:unhideWhenUsed="1" w:qFormat="1"/>
-    <w:lsdException w:name="heading 3" w:semiHidden="1" w:uiPriority="9" w:unhideWhenUsed="1" w:qFormat="1"/>
-    <w:lsdException w:name="heading 4" w:semiHidden="1" w:uiPriority="9" w:unhideWhenUsed="1" w:qFormat="1"/>
-    <w:lsdException w:name="heading 5" w:semiHidden="1" w:uiPriority="9" w:unhideWhenUsed="1" w:qFormat="1"/>
-    <w:lsdException w:name="heading 6" w:semiHidden="1" w:uiPriority="9" w:unhideWhenUsed="1" w:qFormat="1"/>
-    <w:lsdException w:name="heading 7" w:semiHidden="1" w:uiPriority="9" w:unhideWhenUsed="1" w:qFormat="1"/>
-    <w:lsdException w:name="heading 8" w:semiHidden="1" w:uiPriority="9" w:unhideWhenUsed="1" w:qFormat="1"/>
-    <w:lsdException w:name="heading 9" w:semiHidden="1" w:uiPriority="9" w:unhideWhenUsed="1" w:qFormat="1"/>
+    <w:lsdException w:name="heading 2" w:uiPriority="9" w:semiHidden="1" w:unhideWhenUsed="1" w:qFormat="1"/>
+    <w:lsdException w:name="heading 3" w:uiPriority="9" w:semiHidden="1" w:unhideWhenUsed="1" w:qFormat="1"/>
+    <w:lsdException w:name="heading 4" w:uiPriority="9" w:semiHidden="1" w:unhideWhenUsed="1" w:qFormat="1"/>
+    <w:lsdException w:name="heading 5" w:uiPriority="9" w:semiHidden="1" w:unhideWhenUsed="1" w:qFormat="1"/>
+    <w:lsdException w:name="heading 6" w:uiPriority="9" w:semiHidden="1" w:unhideWhenUsed="1" w:qFormat="1"/>
+    <w:lsdException w:name="heading 7" w:uiPriority="9" w:semiHidden="1" w:unhideWhenUsed="1" w:qFormat="1"/>
+    <w:lsdException w:name="heading 8" w:uiPriority="9" w:semiHidden="1" w:unhideWhenUsed="1" w:qFormat="1"/>
+    <w:lsdException w:name="heading 9" w:uiPriority="9" w:semiHidden="1" w:unhideWhenUsed="1" w:qFormat="1"/>
     <w:lsdException w:name="index 1" w:semiHidden="1" w:unhideWhenUsed="1"/>
     <w:lsdException w:name="index 2" w:semiHidden="1" w:unhideWhenUsed="1"/>
     <w:lsdException w:name="index 3" w:semiHidden="1" w:unhideWhenUsed="1"/>
@@ -281,22 +812,22 @@
     <w:lsdException w:name="index 7" w:semiHidden="1" w:unhideWhenUsed="1"/>
     <w:lsdException w:name="index 8" w:semiHidden="1" w:unhideWhenUsed="1"/>
     <w:lsdException w:name="index 9" w:semiHidden="1" w:unhideWhenUsed="1"/>
-    <w:lsdException w:name="toc 1" w:semiHidden="1" w:uiPriority="39" w:unhideWhenUsed="1"/>
-    <w:lsdException w:name="toc 2" w:semiHidden="1" w:uiPriority="39" w:unhideWhenUsed="1"/>
-    <w:lsdException w:name="toc 3" w:semiHidden="1" w:uiPriority="39" w:unhideWhenUsed="1"/>
-    <w:lsdException w:name="toc 4" w:semiHidden="1" w:uiPriority="39" w:unhideWhenUsed="1"/>
-    <w:lsdException w:name="toc 5" w:semiHidden="1" w:uiPriority="39" w:unhideWhenUsed="1"/>
-    <w:lsdException w:name="toc 6" w:semiHidden="1" w:uiPriority="39" w:unhideWhenUsed="1"/>
-    <w:lsdException w:name="toc 7" w:semiHidden="1" w:uiPriority="39" w:unhideWhenUsed="1"/>
-    <w:lsdException w:name="toc 8" w:semiHidden="1" w:uiPriority="39" w:unhideWhenUsed="1"/>
-    <w:lsdException w:name="toc 9" w:semiHidden="1" w:uiPriority="39" w:unhideWhenUsed="1"/>
+    <w:lsdException w:name="toc 1" w:uiPriority="39" w:semiHidden="1" w:unhideWhenUsed="1"/>
+    <w:lsdException w:name="toc 2" w:uiPriority="39" w:semiHidden="1" w:unhideWhenUsed="1"/>
+    <w:lsdException w:name="toc 3" w:uiPriority="39" w:semiHidden="1" w:unhideWhenUsed="1"/>
+    <w:lsdException w:name="toc 4" w:uiPriority="39" w:semiHidden="1" w:unhideWhenUsed="1"/>
+    <w:lsdException w:name="toc 5" w:uiPriority="39" w:semiHidden="1" w:unhideWhenUsed="1"/>
+    <w:lsdException w:name="toc 6" w:uiPriority="39" w:semiHidden="1" w:unhideWhenUsed="1"/>
+    <w:lsdException w:name="toc 7" w:uiPriority="39" w:semiHidden="1" w:unhideWhenUsed="1"/>
+    <w:lsdException w:name="toc 8" w:uiPriority="39" w:semiHidden="1" w:unhideWhenUsed="1"/>
+    <w:lsdException w:name="toc 9" w:uiPriority="39" w:semiHidden="1" w:unhideWhenUsed="1"/>
     <w:lsdException w:name="Normal Indent" w:semiHidden="1" w:unhideWhenUsed="1"/>
     <w:lsdException w:name="footnote text" w:semiHidden="1" w:unhideWhenUsed="1"/>
     <w:lsdException w:name="annotation text" w:semiHidden="1" w:unhideWhenUsed="1"/>
     <w:lsdException w:name="header" w:semiHidden="1" w:unhideWhenUsed="1"/>
     <w:lsdException w:name="footer" w:semiHidden="1" w:unhideWhenUsed="1"/>
     <w:lsdException w:name="index heading" w:semiHidden="1" w:unhideWhenUsed="1"/>
-    <w:lsdException w:name="caption" w:semiHidden="1" w:uiPriority="35" w:unhideWhenUsed="1" w:qFormat="1"/>
+    <w:lsdException w:name="caption" w:uiPriority="35" w:semiHidden="1" w:unhideWhenUsed="1" w:qFormat="1"/>
     <w:lsdException w:name="table of figures" w:semiHidden="1" w:unhideWhenUsed="1"/>
     <w:lsdException w:name="envelope address" w:semiHidden="1" w:unhideWhenUsed="1"/>
     <w:lsdException w:name="envelope return" w:semiHidden="1" w:unhideWhenUsed="1"/>
@@ -327,7 +858,7 @@
     <w:lsdException w:name="Title" w:uiPriority="10" w:qFormat="1"/>
     <w:lsdException w:name="Closing" w:semiHidden="1" w:unhideWhenUsed="1"/>
     <w:lsdException w:name="Signature" w:semiHidden="1" w:unhideWhenUsed="1"/>
-    <w:lsdException w:name="Default Paragraph Font" w:semiHidden="1" w:uiPriority="1" w:unhideWhenUsed="1"/>
+    <w:lsdException w:name="Default Paragraph Font" w:uiPriority="1" w:semiHidden="1" w:unhideWhenUsed="1"/>
     <w:lsdException w:name="Body Text" w:semiHidden="1" w:unhideWhenUsed="1"/>
     <w:lsdException w:name="Body Text Indent" w:semiHidden="1" w:unhideWhenUsed="1"/>
     <w:lsdException w:name="List Continue" w:semiHidden="1" w:unhideWhenUsed="1"/>
@@ -527,8 +1058,8 @@
     <w:lsdException w:name="Subtle Reference" w:uiPriority="31" w:qFormat="1"/>
     <w:lsdException w:name="Intense Reference" w:uiPriority="32" w:qFormat="1"/>
     <w:lsdException w:name="Book Title" w:uiPriority="33" w:qFormat="1"/>
-    <w:lsdException w:name="Bibliography" w:semiHidden="1" w:uiPriority="37" w:unhideWhenUsed="1"/>
-    <w:lsdException w:name="TOC Heading" w:semiHidden="1" w:uiPriority="39" w:unhideWhenUsed="1" w:qFormat="1"/>
+    <w:lsdException w:name="Bibliography" w:uiPriority="37" w:semiHidden="1" w:unhideWhenUsed="1"/>
+    <w:lsdException w:name="TOC Heading" w:uiPriority="39" w:semiHidden="1" w:unhideWhenUsed="1" w:qFormat="1"/>
     <w:lsdException w:name="Plain Table 1" w:uiPriority="41"/>
     <w:lsdException w:name="Plain Table 2" w:uiPriority="42"/>
     <w:lsdException w:name="Plain Table 3" w:uiPriority="43"/>
@@ -639,30 +1170,9 @@
     <w:lsdException w:name="Unresolved Mention" w:semiHidden="1" w:unhideWhenUsed="1"/>
     <w:lsdException w:name="Smart Link" w:semiHidden="1" w:unhideWhenUsed="1"/>
   </w:latentStyles>
-  <w:style w:type="paragraph" w:default="1" w:styleId="Normal">
+  <w:style w:type="paragraph" w:styleId="Normal" w:default="1">
     <w:name w:val="Normal"/>
     <w:qFormat/>
-  </w:style>
-  <w:style w:type="paragraph" w:styleId="Ttulo1">
-    <w:name w:val="heading 1"/>
-    <w:basedOn w:val="Normal"/>
-    <w:link w:val="Ttulo1Car"/>
-    <w:uiPriority w:val="9"/>
-    <w:qFormat/>
-    <w:rsid w:val="002677BE"/>
-    <w:pPr>
-      <w:spacing w:before="100" w:beforeAutospacing="1" w:after="100" w:afterAutospacing="1" w:line="240" w:lineRule="auto"/>
-      <w:outlineLvl w:val="0"/>
-    </w:pPr>
-    <w:rPr>
-      <w:rFonts w:ascii="Times New Roman" w:eastAsia="Times New Roman" w:hAnsi="Times New Roman" w:cs="Times New Roman"/>
-      <w:b/>
-      <w:bCs/>
-      <w:kern w:val="36"/>
-      <w:sz w:val="48"/>
-      <w:szCs w:val="48"/>
-      <w:lang w:eastAsia="es-CO"/>
-    </w:rPr>
   </w:style>
   <w:style w:type="paragraph" w:styleId="Ttulo2">
     <w:name w:val="heading 2"/>
@@ -670,13 +1180,13 @@
     <w:link w:val="Ttulo2Car"/>
     <w:uiPriority w:val="9"/>
     <w:qFormat/>
-    <w:rsid w:val="002677BE"/>
+    <w:rsid w:val="002B4425"/>
     <w:pPr>
       <w:spacing w:before="100" w:beforeAutospacing="1" w:after="100" w:afterAutospacing="1" w:line="240" w:lineRule="auto"/>
       <w:outlineLvl w:val="1"/>
     </w:pPr>
     <w:rPr>
-      <w:rFonts w:ascii="Times New Roman" w:eastAsia="Times New Roman" w:hAnsi="Times New Roman" w:cs="Times New Roman"/>
+      <w:rFonts w:ascii="Times New Roman" w:hAnsi="Times New Roman" w:eastAsia="Times New Roman" w:cs="Times New Roman"/>
       <w:b/>
       <w:bCs/>
       <w:sz w:val="36"/>
@@ -684,13 +1194,13 @@
       <w:lang w:eastAsia="es-CO"/>
     </w:rPr>
   </w:style>
-  <w:style w:type="character" w:default="1" w:styleId="Fuentedeprrafopredeter">
+  <w:style w:type="character" w:styleId="Fuentedeprrafopredeter" w:default="1">
     <w:name w:val="Default Paragraph Font"/>
     <w:uiPriority w:val="1"/>
     <w:semiHidden/>
     <w:unhideWhenUsed/>
   </w:style>
-  <w:style w:type="table" w:default="1" w:styleId="Tablanormal">
+  <w:style w:type="table" w:styleId="Tablanormal" w:default="1">
     <w:name w:val="Normal Table"/>
     <w:uiPriority w:val="99"/>
     <w:semiHidden/>
@@ -705,36 +1215,20 @@
       </w:tblCellMar>
     </w:tblPr>
   </w:style>
-  <w:style w:type="numbering" w:default="1" w:styleId="Sinlista">
+  <w:style w:type="numbering" w:styleId="Sinlista" w:default="1">
     <w:name w:val="No List"/>
     <w:uiPriority w:val="99"/>
     <w:semiHidden/>
     <w:unhideWhenUsed/>
   </w:style>
-  <w:style w:type="character" w:customStyle="1" w:styleId="Ttulo1Car">
-    <w:name w:val="Título 1 Car"/>
-    <w:basedOn w:val="Fuentedeprrafopredeter"/>
-    <w:link w:val="Ttulo1"/>
-    <w:uiPriority w:val="9"/>
-    <w:rsid w:val="002677BE"/>
-    <w:rPr>
-      <w:rFonts w:ascii="Times New Roman" w:eastAsia="Times New Roman" w:hAnsi="Times New Roman" w:cs="Times New Roman"/>
-      <w:b/>
-      <w:bCs/>
-      <w:kern w:val="36"/>
-      <w:sz w:val="48"/>
-      <w:szCs w:val="48"/>
-      <w:lang w:eastAsia="es-CO"/>
-    </w:rPr>
-  </w:style>
-  <w:style w:type="character" w:customStyle="1" w:styleId="Ttulo2Car">
+  <w:style w:type="character" w:styleId="Ttulo2Car" w:customStyle="1">
     <w:name w:val="Título 2 Car"/>
     <w:basedOn w:val="Fuentedeprrafopredeter"/>
     <w:link w:val="Ttulo2"/>
     <w:uiPriority w:val="9"/>
-    <w:rsid w:val="002677BE"/>
+    <w:rsid w:val="002B4425"/>
     <w:rPr>
-      <w:rFonts w:ascii="Times New Roman" w:eastAsia="Times New Roman" w:hAnsi="Times New Roman" w:cs="Times New Roman"/>
+      <w:rFonts w:ascii="Times New Roman" w:hAnsi="Times New Roman" w:eastAsia="Times New Roman" w:cs="Times New Roman"/>
       <w:b/>
       <w:bCs/>
       <w:sz w:val="36"/>
@@ -748,12 +1242,12 @@
     <w:uiPriority w:val="99"/>
     <w:semiHidden/>
     <w:unhideWhenUsed/>
-    <w:rsid w:val="002677BE"/>
+    <w:rsid w:val="002B4425"/>
     <w:pPr>
       <w:spacing w:before="100" w:beforeAutospacing="1" w:after="100" w:afterAutospacing="1" w:line="240" w:lineRule="auto"/>
     </w:pPr>
     <w:rPr>
-      <w:rFonts w:ascii="Times New Roman" w:eastAsia="Times New Roman" w:hAnsi="Times New Roman" w:cs="Times New Roman"/>
+      <w:rFonts w:ascii="Times New Roman" w:hAnsi="Times New Roman" w:eastAsia="Times New Roman" w:cs="Times New Roman"/>
       <w:sz w:val="24"/>
       <w:szCs w:val="24"/>
       <w:lang w:eastAsia="es-CO"/>
@@ -764,17 +1258,29 @@
     <w:basedOn w:val="Fuentedeprrafopredeter"/>
     <w:uiPriority w:val="22"/>
     <w:qFormat/>
-    <w:rsid w:val="002677BE"/>
+    <w:rsid w:val="002B4425"/>
     <w:rPr>
       <w:b/>
       <w:bCs/>
+    </w:rPr>
+  </w:style>
+  <w:style w:type="character" w:styleId="Hipervnculo">
+    <w:name w:val="Hyperlink"/>
+    <w:basedOn w:val="Fuentedeprrafopredeter"/>
+    <w:uiPriority w:val="99"/>
+    <w:semiHidden/>
+    <w:unhideWhenUsed/>
+    <w:rsid w:val="002B4425"/>
+    <w:rPr>
+      <w:color w:val="0000FF"/>
+      <w:u w:val="single"/>
     </w:rPr>
   </w:style>
 </w:styles>
 </file>
 
 <file path=word/theme/theme1.xml><?xml version="1.0" encoding="utf-8"?>
-<a:theme xmlns:a="http://schemas.openxmlformats.org/drawingml/2006/main" name="Tema de Office">
+<a:theme xmlns:a="http://schemas.openxmlformats.org/drawingml/2006/main" xmlns:thm15="http://schemas.microsoft.com/office/thememl/2012/main" name="Tema de Office">
   <a:themeElements>
     <a:clrScheme name="Office">
       <a:dk1>
